--- a/grant/Razbor-pitch_Sodeystvie.docx
+++ b/grant/Razbor-pitch_Sodeystvie.docx
@@ -74,15 +74,15 @@
         </w:rPr>
         <w:t xml:space="preserve">Что мешает победить — 5 пунктов по важности:</w:t>
       </w:r>
-      <w:r>
-        <w:t xml:space="preserve"> </w:t>
-      </w:r>
-      <w:r>
-        <w:t xml:space="preserve">1.</w:t>
-      </w:r>
-      <w:r>
-        <w:t xml:space="preserve"> </w:t>
-      </w:r>
+    </w:p>
+    <w:p>
+      <w:pPr>
+        <w:pStyle w:val="Compact"/>
+        <w:numPr>
+          <w:ilvl w:val="0"/>
+          <w:numId w:val="1001"/>
+        </w:numPr>
+      </w:pPr>
       <w:r>
         <w:rPr>
           <w:b/>
@@ -96,15 +96,15 @@
       <w:r>
         <w:t xml:space="preserve">Конкурс для предпринимателей, а в презентации ни выручки, ни роста, ни прибыльности, ни доли B2G/B2C/грантов, ни штата. Жюри будет искать это первым.</w:t>
       </w:r>
-      <w:r>
-        <w:t xml:space="preserve"> </w:t>
-      </w:r>
-      <w:r>
-        <w:t xml:space="preserve">2.</w:t>
-      </w:r>
-      <w:r>
-        <w:t xml:space="preserve"> </w:t>
-      </w:r>
+    </w:p>
+    <w:p>
+      <w:pPr>
+        <w:pStyle w:val="Compact"/>
+        <w:numPr>
+          <w:ilvl w:val="0"/>
+          <w:numId w:val="1001"/>
+        </w:numPr>
+      </w:pPr>
       <w:r>
         <w:rPr>
           <w:b/>
@@ -118,15 +118,15 @@
       <w:r>
         <w:t xml:space="preserve">История про маму (Полине было 16) есть только в тексте для выступления. На слайдах её нет, хотя вся презентация построена как «путь от личной боли».</w:t>
       </w:r>
-      <w:r>
-        <w:t xml:space="preserve"> </w:t>
-      </w:r>
-      <w:r>
-        <w:t xml:space="preserve">3.</w:t>
-      </w:r>
-      <w:r>
-        <w:t xml:space="preserve"> </w:t>
-      </w:r>
+    </w:p>
+    <w:p>
+      <w:pPr>
+        <w:pStyle w:val="Compact"/>
+        <w:numPr>
+          <w:ilvl w:val="0"/>
+          <w:numId w:val="1001"/>
+        </w:numPr>
+      </w:pPr>
       <w:r>
         <w:rPr>
           <w:b/>
@@ -140,15 +140,15 @@
       <w:r>
         <w:t xml:space="preserve">Sidelka Online описан красиво, но без статуса (идея? MVP? пилот?), сроков, денег и метрик. «×10 быстрее» у продукта в разработке — обещание без доказательства.</w:t>
       </w:r>
-      <w:r>
-        <w:t xml:space="preserve"> </w:t>
-      </w:r>
-      <w:r>
-        <w:t xml:space="preserve">4.</w:t>
-      </w:r>
-      <w:r>
-        <w:t xml:space="preserve"> </w:t>
-      </w:r>
+    </w:p>
+    <w:p>
+      <w:pPr>
+        <w:pStyle w:val="Compact"/>
+        <w:numPr>
+          <w:ilvl w:val="0"/>
+          <w:numId w:val="1001"/>
+        </w:numPr>
+      </w:pPr>
       <w:r>
         <w:rPr>
           <w:b/>
@@ -162,15 +162,15 @@
       <w:r>
         <w:t xml:space="preserve">«Пансионаты 52+ места», но «53 человека в стационарном уходе». «1 млн+ услуг» без пояснения, что считается услугой (≈1 000 на человека в год вызовет вопрос).</w:t>
       </w:r>
-      <w:r>
-        <w:t xml:space="preserve"> </w:t>
-      </w:r>
-      <w:r>
-        <w:t xml:space="preserve">5.</w:t>
-      </w:r>
-      <w:r>
-        <w:t xml:space="preserve"> </w:t>
-      </w:r>
+    </w:p>
+    <w:p>
+      <w:pPr>
+        <w:pStyle w:val="Compact"/>
+        <w:numPr>
+          <w:ilvl w:val="0"/>
+          <w:numId w:val="1001"/>
+        </w:numPr>
+      </w:pPr>
       <w:r>
         <w:rPr>
           <w:b/>
@@ -215,28 +215,46 @@
         </w:rPr>
         <w:t xml:space="preserve">Смысл.</w:t>
       </w:r>
-      <w:r>
-        <w:t xml:space="preserve"> </w:t>
-      </w:r>
-      <w:r>
-        <w:t xml:space="preserve">- «Содействие / Экосистема достойного ухода» — нормально, но слово «экосистема» дальше повторяется ещё дважды (3, 7) и стирается. Оставьте его один раз.</w:t>
-      </w:r>
-      <w:r>
-        <w:t xml:space="preserve"> </w:t>
-      </w:r>
-      <w:r>
-        <w:t xml:space="preserve">- Слоган «Возвращаем человеку самостоятельность, а семье — возможность быть семьёй» — сильный, лучший текст презентации.</w:t>
-      </w:r>
-      <w:r>
-        <w:t xml:space="preserve"> </w:t>
-      </w:r>
-      <w:r>
-        <w:t xml:space="preserve">- Не хватает одной цифры-крючка прямо на обложке: например, «902 человека получают помощь каждый день».</w:t>
-      </w:r>
-    </w:p>
-    <w:p>
-      <w:pPr>
-        <w:pStyle w:val="BodyText"/>
+    </w:p>
+    <w:p>
+      <w:pPr>
+        <w:pStyle w:val="Compact"/>
+        <w:numPr>
+          <w:ilvl w:val="0"/>
+          <w:numId w:val="1002"/>
+        </w:numPr>
+      </w:pPr>
+      <w:r>
+        <w:t xml:space="preserve">«Содействие / Экосистема достойного ухода» — нормально, но слово «экосистема» дальше повторяется ещё дважды (3, 7) и стирается. Оставьте его один раз.</w:t>
+      </w:r>
+    </w:p>
+    <w:p>
+      <w:pPr>
+        <w:pStyle w:val="Compact"/>
+        <w:numPr>
+          <w:ilvl w:val="0"/>
+          <w:numId w:val="1002"/>
+        </w:numPr>
+      </w:pPr>
+      <w:r>
+        <w:t xml:space="preserve">Слоган «Возвращаем человеку самостоятельность, а семье — возможность быть семьёй» — сильный, лучший текст презентации.</w:t>
+      </w:r>
+    </w:p>
+    <w:p>
+      <w:pPr>
+        <w:pStyle w:val="Compact"/>
+        <w:numPr>
+          <w:ilvl w:val="0"/>
+          <w:numId w:val="1002"/>
+        </w:numPr>
+      </w:pPr>
+      <w:r>
+        <w:t xml:space="preserve">Не хватает одной цифры-крючка прямо на обложке: например, «902 человека получают помощь каждый день».</w:t>
+      </w:r>
+    </w:p>
+    <w:p>
+      <w:pPr>
+        <w:pStyle w:val="FirstParagraph"/>
       </w:pPr>
       <w:r>
         <w:rPr>
@@ -245,23 +263,41 @@
         </w:rPr>
         <w:t xml:space="preserve">Визуал.</w:t>
       </w:r>
-      <w:r>
-        <w:t xml:space="preserve"> </w:t>
-      </w:r>
-      <w:r>
-        <w:t xml:space="preserve">- «Содействие» (46 pt) и «Экосистема достойного ухода» (38 pt) почти одного размера — нет иерархии. Либо название крупно, а подзаголовок заметно меньше (24–28 pt), либо наоборот.</w:t>
-      </w:r>
-      <w:r>
-        <w:t xml:space="preserve"> </w:t>
-      </w:r>
-      <w:r>
-        <w:t xml:space="preserve">- Слоган разбит неудачно: «Возвращаем человеку / самостоятельность,» — запятая висит. Переносить по смыслу: «Возвращаем человеку самостоятельность, / а семье — возможность быть семьёй».</w:t>
-      </w:r>
-      <w:r>
-        <w:t xml:space="preserve"> </w:t>
-      </w:r>
-      <w:r>
-        <w:t xml:space="preserve">- Фото — стоковое/сгенерированное. Здесь нужно</w:t>
+    </w:p>
+    <w:p>
+      <w:pPr>
+        <w:pStyle w:val="Compact"/>
+        <w:numPr>
+          <w:ilvl w:val="0"/>
+          <w:numId w:val="1003"/>
+        </w:numPr>
+      </w:pPr>
+      <w:r>
+        <w:t xml:space="preserve">«Содействие» (46 pt) и «Экосистема достойного ухода» (38 pt) почти одного размера — нет иерархии. Либо название крупно, а подзаголовок заметно меньше (24–28 pt), либо наоборот.</w:t>
+      </w:r>
+    </w:p>
+    <w:p>
+      <w:pPr>
+        <w:pStyle w:val="Compact"/>
+        <w:numPr>
+          <w:ilvl w:val="0"/>
+          <w:numId w:val="1003"/>
+        </w:numPr>
+      </w:pPr>
+      <w:r>
+        <w:t xml:space="preserve">Слоган разбит неудачно: «Возвращаем человеку / самостоятельность,» — запятая висит. Переносить по смыслу: «Возвращаем человеку самостоятельность, / а семье — возможность быть семьёй».</w:t>
+      </w:r>
+    </w:p>
+    <w:p>
+      <w:pPr>
+        <w:pStyle w:val="Compact"/>
+        <w:numPr>
+          <w:ilvl w:val="0"/>
+          <w:numId w:val="1003"/>
+        </w:numPr>
+      </w:pPr>
+      <w:r>
+        <w:t xml:space="preserve">Фото — стоковое/сгенерированное. Здесь нужно</w:t>
       </w:r>
       <w:r>
         <w:t xml:space="preserve"> </w:t>
@@ -301,23 +337,41 @@
         </w:rPr>
         <w:t xml:space="preserve">Смысл.</w:t>
       </w:r>
-      <w:r>
-        <w:t xml:space="preserve"> </w:t>
-      </w:r>
-      <w:r>
-        <w:t xml:space="preserve">- «Семья остаётся один на один с уходом» — точно.</w:t>
-      </w:r>
-      <w:r>
-        <w:t xml:space="preserve"> </w:t>
-      </w:r>
-      <w:r>
-        <w:t xml:space="preserve">- Нет масштаба проблемы: сколько людей в России / в регионах присутствия нуждаются в уходе, сколько родственников выпадают из работы. 1–2 цифры с источником резко усиливают слайд.</w:t>
-      </w:r>
-      <w:r>
-        <w:t xml:space="preserve"> </w:t>
-      </w:r>
-      <w:r>
-        <w:t xml:space="preserve">- «До 3 недель семья могла ждать» — прошедшее время и «могла» звучат неуверенно. Лучше: «</w:t>
+    </w:p>
+    <w:p>
+      <w:pPr>
+        <w:pStyle w:val="Compact"/>
+        <w:numPr>
+          <w:ilvl w:val="0"/>
+          <w:numId w:val="1004"/>
+        </w:numPr>
+      </w:pPr>
+      <w:r>
+        <w:t xml:space="preserve">«Семья остаётся один на один с уходом» — точно.</w:t>
+      </w:r>
+    </w:p>
+    <w:p>
+      <w:pPr>
+        <w:pStyle w:val="Compact"/>
+        <w:numPr>
+          <w:ilvl w:val="0"/>
+          <w:numId w:val="1004"/>
+        </w:numPr>
+      </w:pPr>
+      <w:r>
+        <w:t xml:space="preserve">Нет масштаба проблемы: сколько людей в России / в регионах присутствия нуждаются в уходе, сколько родственников выпадают из работы. 1–2 цифры с источником резко усиливают слайд.</w:t>
+      </w:r>
+    </w:p>
+    <w:p>
+      <w:pPr>
+        <w:pStyle w:val="Compact"/>
+        <w:numPr>
+          <w:ilvl w:val="0"/>
+          <w:numId w:val="1004"/>
+        </w:numPr>
+      </w:pPr>
+      <w:r>
+        <w:t xml:space="preserve">«До 3 недель семья могла ждать» — прошедшее время и «могла» звучат неуверенно. Лучше: «</w:t>
       </w:r>
       <w:r>
         <w:rPr>
@@ -332,16 +386,22 @@
       <w:r>
         <w:t xml:space="preserve">— столько семья ждала организации помощи до нас» (и связать со слайдом 4, где стало 1–2 дня).</w:t>
       </w:r>
-      <w:r>
-        <w:t xml:space="preserve"> </w:t>
-      </w:r>
-      <w:r>
-        <w:t xml:space="preserve">- Вставить сюда историю про маму — одной строкой: «Мне было 16, когда мама умерла от онкологии. Я знаю эту проблему изнутри».</w:t>
-      </w:r>
-    </w:p>
-    <w:p>
-      <w:pPr>
-        <w:pStyle w:val="BodyText"/>
+    </w:p>
+    <w:p>
+      <w:pPr>
+        <w:pStyle w:val="Compact"/>
+        <w:numPr>
+          <w:ilvl w:val="0"/>
+          <w:numId w:val="1004"/>
+        </w:numPr>
+      </w:pPr>
+      <w:r>
+        <w:t xml:space="preserve">Вставить сюда историю про маму — одной строкой: «Мне было 16, когда мама умерла от онкологии. Я знаю эту проблему изнутри».</w:t>
+      </w:r>
+    </w:p>
+    <w:p>
+      <w:pPr>
+        <w:pStyle w:val="FirstParagraph"/>
       </w:pPr>
       <w:r>
         <w:rPr>
@@ -350,23 +410,41 @@
         </w:rPr>
         <w:t xml:space="preserve">Визуал.</w:t>
       </w:r>
-      <w:r>
-        <w:t xml:space="preserve"> </w:t>
-      </w:r>
-      <w:r>
-        <w:t xml:space="preserve">- Заголовок в 3 строки (35 pt) вплотную подходит к абзацу ниже — проверить, не наезжает ли. Проще сделать заголовок в 2 строки: «Семья один на один / с уходом».</w:t>
-      </w:r>
-      <w:r>
-        <w:t xml:space="preserve"> </w:t>
-      </w:r>
-      <w:r>
-        <w:t xml:space="preserve">- Фото справа тёмное и мутное (двойное затемнение: чёрное 56% + фото). Карточку «до 3 недель» на нём почти не видно как акцент.</w:t>
-      </w:r>
-      <w:r>
-        <w:t xml:space="preserve"> </w:t>
-      </w:r>
-      <w:r>
-        <w:t xml:space="preserve">- Абзац (17 pt) + три пункта дублируют друг друга. Оставить три пункта, абзац убрать.</w:t>
+    </w:p>
+    <w:p>
+      <w:pPr>
+        <w:pStyle w:val="Compact"/>
+        <w:numPr>
+          <w:ilvl w:val="0"/>
+          <w:numId w:val="1005"/>
+        </w:numPr>
+      </w:pPr>
+      <w:r>
+        <w:t xml:space="preserve">Заголовок в 3 строки (35 pt) вплотную подходит к абзацу ниже — проверить, не наезжает ли. Проще сделать заголовок в 2 строки: «Семья один на один / с уходом».</w:t>
+      </w:r>
+    </w:p>
+    <w:p>
+      <w:pPr>
+        <w:pStyle w:val="Compact"/>
+        <w:numPr>
+          <w:ilvl w:val="0"/>
+          <w:numId w:val="1005"/>
+        </w:numPr>
+      </w:pPr>
+      <w:r>
+        <w:t xml:space="preserve">Фото справа тёмное и мутное (двойное затемнение: чёрное 56% + фото). Карточку «до 3 недель» на нём почти не видно как акцент.</w:t>
+      </w:r>
+    </w:p>
+    <w:p>
+      <w:pPr>
+        <w:pStyle w:val="Compact"/>
+        <w:numPr>
+          <w:ilvl w:val="0"/>
+          <w:numId w:val="1005"/>
+        </w:numPr>
+      </w:pPr>
+      <w:r>
+        <w:t xml:space="preserve">Абзац (17 pt) + три пункта дублируют друг друга. Оставить три пункта, абзац убрать.</w:t>
       </w:r>
     </w:p>
     <w:bookmarkEnd w:id="11"/>
@@ -390,22 +468,34 @@
         </w:rPr>
         <w:t xml:space="preserve">Смысл.</w:t>
       </w:r>
-      <w:r>
-        <w:t xml:space="preserve"> </w:t>
-      </w:r>
-      <w:r>
-        <w:t xml:space="preserve">- «Одно окно» — понятная идея, но схема её не показывает: 4 услуги нарисованы плитками, но не видно маршрута семьи («позвонили → за 1–2 дня пришла помощница → обучили родственников → если нужно, пансионат»).</w:t>
-      </w:r>
-      <w:r>
-        <w:t xml:space="preserve"> </w:t>
-      </w:r>
-      <w:r>
-        <w:t xml:space="preserve">- В заметках упомянуто «цифровое сопровождение», на слайде его нет.</w:t>
-      </w:r>
-    </w:p>
-    <w:p>
-      <w:pPr>
-        <w:pStyle w:val="BodyText"/>
+    </w:p>
+    <w:p>
+      <w:pPr>
+        <w:pStyle w:val="Compact"/>
+        <w:numPr>
+          <w:ilvl w:val="0"/>
+          <w:numId w:val="1006"/>
+        </w:numPr>
+      </w:pPr>
+      <w:r>
+        <w:t xml:space="preserve">«Одно окно» — понятная идея, но схема её не показывает: 4 услуги нарисованы плитками, но не видно маршрута семьи («позвонили → за 1–2 дня пришла помощница → обучили родственников → если нужно, пансионат»).</w:t>
+      </w:r>
+    </w:p>
+    <w:p>
+      <w:pPr>
+        <w:pStyle w:val="Compact"/>
+        <w:numPr>
+          <w:ilvl w:val="0"/>
+          <w:numId w:val="1006"/>
+        </w:numPr>
+      </w:pPr>
+      <w:r>
+        <w:t xml:space="preserve">В заметках упомянуто «цифровое сопровождение», на слайде его нет.</w:t>
+      </w:r>
+    </w:p>
+    <w:p>
+      <w:pPr>
+        <w:pStyle w:val="FirstParagraph"/>
       </w:pPr>
       <w:r>
         <w:rPr>
@@ -414,29 +504,53 @@
         </w:rPr>
         <w:t xml:space="preserve">Визуал.</w:t>
       </w:r>
-      <w:r>
-        <w:t xml:space="preserve"> </w:t>
-      </w:r>
-      <w:r>
-        <w:t xml:space="preserve">- Блок «Содействие» не соединён с плитками — схема не читается как система. Добавить линии/стрелки от центра к услугам или выстроить маршрут слева направо.</w:t>
-      </w:r>
-      <w:r>
-        <w:t xml:space="preserve"> </w:t>
-      </w:r>
-      <w:r>
-        <w:t xml:space="preserve">- Центральный блок смещён относительно сетки плиток, плашка «3 региона • 23 района» тоже висит не по центру.</w:t>
-      </w:r>
-      <w:r>
-        <w:t xml:space="preserve"> </w:t>
-      </w:r>
-      <w:r>
-        <w:t xml:space="preserve">- То же фото, что на обложке.</w:t>
-      </w:r>
-      <w:r>
-        <w:t xml:space="preserve"> </w:t>
-      </w:r>
-      <w:r>
-        <w:t xml:space="preserve">- Подзаголовок серым 12,5 pt на песочном фоне — слабый контраст и мелко для проектора.</w:t>
+    </w:p>
+    <w:p>
+      <w:pPr>
+        <w:pStyle w:val="Compact"/>
+        <w:numPr>
+          <w:ilvl w:val="0"/>
+          <w:numId w:val="1007"/>
+        </w:numPr>
+      </w:pPr>
+      <w:r>
+        <w:t xml:space="preserve">Блок «Содействие» не соединён с плитками — схема не читается как система. Добавить линии/стрелки от центра к услугам или выстроить маршрут слева направо.</w:t>
+      </w:r>
+    </w:p>
+    <w:p>
+      <w:pPr>
+        <w:pStyle w:val="Compact"/>
+        <w:numPr>
+          <w:ilvl w:val="0"/>
+          <w:numId w:val="1007"/>
+        </w:numPr>
+      </w:pPr>
+      <w:r>
+        <w:t xml:space="preserve">Центральный блок смещён относительно сетки плиток, плашка «3 региона • 23 района» тоже висит не по центру.</w:t>
+      </w:r>
+    </w:p>
+    <w:p>
+      <w:pPr>
+        <w:pStyle w:val="Compact"/>
+        <w:numPr>
+          <w:ilvl w:val="0"/>
+          <w:numId w:val="1007"/>
+        </w:numPr>
+      </w:pPr>
+      <w:r>
+        <w:t xml:space="preserve">То же фото, что на обложке.</w:t>
+      </w:r>
+    </w:p>
+    <w:p>
+      <w:pPr>
+        <w:pStyle w:val="Compact"/>
+        <w:numPr>
+          <w:ilvl w:val="0"/>
+          <w:numId w:val="1007"/>
+        </w:numPr>
+      </w:pPr>
+      <w:r>
+        <w:t xml:space="preserve">Подзаголовок серым 12,5 pt на песочном фоне — слабый контраст и мелко для проектора.</w:t>
       </w:r>
     </w:p>
     <w:bookmarkEnd w:id="12"/>
@@ -466,11 +580,17 @@
       <w:r>
         <w:t xml:space="preserve">Лучший слайд. Но:</w:t>
       </w:r>
-      <w:r>
-        <w:t xml:space="preserve"> </w:t>
-      </w:r>
-      <w:r>
-        <w:t xml:space="preserve">- «1 млн+ социальных услуг» выделен оранжевым как главный, хотя самая понятная цифра —</w:t>
+    </w:p>
+    <w:p>
+      <w:pPr>
+        <w:pStyle w:val="Compact"/>
+        <w:numPr>
+          <w:ilvl w:val="0"/>
+          <w:numId w:val="1008"/>
+        </w:numPr>
+      </w:pPr>
+      <w:r>
+        <w:t xml:space="preserve">«1 млн+ социальных услуг» выделен оранжевым как главный, хотя самая понятная цифра —</w:t>
       </w:r>
       <w:r>
         <w:t xml:space="preserve"> </w:t>
@@ -485,28 +605,46 @@
       <w:r>
         <w:t xml:space="preserve">. И пояснить, что такое «услуга».</w:t>
       </w:r>
-      <w:r>
-        <w:t xml:space="preserve"> </w:t>
-      </w:r>
-      <w:r>
-        <w:t xml:space="preserve">- «53 в стационаре» против «52+ места» на слайде 3 — привести к одному.</w:t>
-      </w:r>
-      <w:r>
-        <w:t xml:space="preserve"> </w:t>
-      </w:r>
-      <w:r>
-        <w:t xml:space="preserve">- «57 организаторов ухода» — непонятно, кто это. Либо пояснить, либо заменить на цифру про команду («N сотрудников»).</w:t>
-      </w:r>
-      <w:r>
-        <w:t xml:space="preserve"> </w:t>
-      </w:r>
-      <w:r>
-        <w:t xml:space="preserve">- Главный результат (3 недели → 1–2 дня) спрятан внизу мелкой строкой. Это лучший аргумент презентации — сделать его отдельной крупной карточкой.</w:t>
-      </w:r>
-    </w:p>
-    <w:p>
-      <w:pPr>
-        <w:pStyle w:val="BodyText"/>
+    </w:p>
+    <w:p>
+      <w:pPr>
+        <w:pStyle w:val="Compact"/>
+        <w:numPr>
+          <w:ilvl w:val="0"/>
+          <w:numId w:val="1008"/>
+        </w:numPr>
+      </w:pPr>
+      <w:r>
+        <w:t xml:space="preserve">«53 в стационаре» против «52+ места» на слайде 3 — привести к одному.</w:t>
+      </w:r>
+    </w:p>
+    <w:p>
+      <w:pPr>
+        <w:pStyle w:val="Compact"/>
+        <w:numPr>
+          <w:ilvl w:val="0"/>
+          <w:numId w:val="1008"/>
+        </w:numPr>
+      </w:pPr>
+      <w:r>
+        <w:t xml:space="preserve">«57 организаторов ухода» — непонятно, кто это. Либо пояснить, либо заменить на цифру про команду («N сотрудников»).</w:t>
+      </w:r>
+    </w:p>
+    <w:p>
+      <w:pPr>
+        <w:pStyle w:val="Compact"/>
+        <w:numPr>
+          <w:ilvl w:val="0"/>
+          <w:numId w:val="1008"/>
+        </w:numPr>
+      </w:pPr>
+      <w:r>
+        <w:t xml:space="preserve">Главный результат (3 недели → 1–2 дня) спрятан внизу мелкой строкой. Это лучший аргумент презентации — сделать его отдельной крупной карточкой.</w:t>
+      </w:r>
+    </w:p>
+    <w:p>
+      <w:pPr>
+        <w:pStyle w:val="FirstParagraph"/>
       </w:pPr>
       <w:r>
         <w:rPr>
@@ -515,17 +653,29 @@
         </w:rPr>
         <w:t xml:space="preserve">Визуал.</w:t>
       </w:r>
-      <w:r>
-        <w:t xml:space="preserve"> </w:t>
-      </w:r>
-      <w:r>
-        <w:t xml:space="preserve">- Сетка карточек смещена влево: слева отступ ~6%, справа ~12%. Выровнять по центру.</w:t>
-      </w:r>
-      <w:r>
-        <w:t xml:space="preserve"> </w:t>
-      </w:r>
-      <w:r>
-        <w:t xml:space="preserve">- Подписи 12 pt — мелко для зала. Минимум 14–16 pt.</w:t>
+    </w:p>
+    <w:p>
+      <w:pPr>
+        <w:pStyle w:val="Compact"/>
+        <w:numPr>
+          <w:ilvl w:val="0"/>
+          <w:numId w:val="1009"/>
+        </w:numPr>
+      </w:pPr>
+      <w:r>
+        <w:t xml:space="preserve">Сетка карточек смещена влево: слева отступ ~6%, справа ~12%. Выровнять по центру.</w:t>
+      </w:r>
+    </w:p>
+    <w:p>
+      <w:pPr>
+        <w:pStyle w:val="Compact"/>
+        <w:numPr>
+          <w:ilvl w:val="0"/>
+          <w:numId w:val="1009"/>
+        </w:numPr>
+      </w:pPr>
+      <w:r>
+        <w:t xml:space="preserve">Подписи 12 pt — мелко для зала. Минимум 14–16 pt.</w:t>
       </w:r>
     </w:p>
     <w:bookmarkEnd w:id="13"/>
@@ -549,28 +699,46 @@
         </w:rPr>
         <w:t xml:space="preserve">Смысл.</w:t>
       </w:r>
-      <w:r>
-        <w:t xml:space="preserve"> </w:t>
-      </w:r>
-      <w:r>
-        <w:t xml:space="preserve">- Нет ни одной цифры. Нужны: выручка (и динамика за 2–3 года), доли B2G / B2C / гранты в %, средний чек B2C, прибыльность или хотя бы «окупаемость без грантов».</w:t>
-      </w:r>
-      <w:r>
-        <w:t xml:space="preserve"> </w:t>
-      </w:r>
-      <w:r>
-        <w:t xml:space="preserve">- «B2G, B2C, ФПГ» — смешаны каналы и название фонда. Третья строка — «Гранты» (а ФПГ, «PRO Деменция» — в пояснении).</w:t>
-      </w:r>
-      <w:r>
-        <w:t xml:space="preserve"> </w:t>
-      </w:r>
-      <w:r>
-        <w:t xml:space="preserve">- «Федеральное финансирование» — проверить: соцзаказ обычно региональный. Неточность эксперт заметит.</w:t>
-      </w:r>
-    </w:p>
-    <w:p>
-      <w:pPr>
-        <w:pStyle w:val="BodyText"/>
+    </w:p>
+    <w:p>
+      <w:pPr>
+        <w:pStyle w:val="Compact"/>
+        <w:numPr>
+          <w:ilvl w:val="0"/>
+          <w:numId w:val="1010"/>
+        </w:numPr>
+      </w:pPr>
+      <w:r>
+        <w:t xml:space="preserve">Нет ни одной цифры. Нужны: выручка (и динамика за 2–3 года), доли B2G / B2C / гранты в %, средний чек B2C, прибыльность или хотя бы «окупаемость без грантов».</w:t>
+      </w:r>
+    </w:p>
+    <w:p>
+      <w:pPr>
+        <w:pStyle w:val="Compact"/>
+        <w:numPr>
+          <w:ilvl w:val="0"/>
+          <w:numId w:val="1010"/>
+        </w:numPr>
+      </w:pPr>
+      <w:r>
+        <w:t xml:space="preserve">«B2G, B2C, ФПГ» — смешаны каналы и название фонда. Третья строка — «Гранты» (а ФПГ, «PRO Деменция» — в пояснении).</w:t>
+      </w:r>
+    </w:p>
+    <w:p>
+      <w:pPr>
+        <w:pStyle w:val="Compact"/>
+        <w:numPr>
+          <w:ilvl w:val="0"/>
+          <w:numId w:val="1010"/>
+        </w:numPr>
+      </w:pPr>
+      <w:r>
+        <w:t xml:space="preserve">«Федеральное финансирование» — проверить: соцзаказ обычно региональный. Неточность эксперт заметит.</w:t>
+      </w:r>
+    </w:p>
+    <w:p>
+      <w:pPr>
+        <w:pStyle w:val="FirstParagraph"/>
       </w:pPr>
       <w:r>
         <w:rPr>
@@ -579,15 +747,15 @@
         </w:rPr>
         <w:t xml:space="preserve">Визуал.</w:t>
       </w:r>
-      <w:r>
-        <w:t xml:space="preserve"> </w:t>
-      </w:r>
-      <w:r>
-        <w:t xml:space="preserve">-</w:t>
-      </w:r>
-      <w:r>
-        <w:t xml:space="preserve"> </w:t>
-      </w:r>
+    </w:p>
+    <w:p>
+      <w:pPr>
+        <w:pStyle w:val="Compact"/>
+        <w:numPr>
+          <w:ilvl w:val="0"/>
+          <w:numId w:val="1011"/>
+        </w:numPr>
+      </w:pPr>
       <w:r>
         <w:rPr>
           <w:b/>
@@ -601,17 +769,29 @@
       <w:r>
         <w:t xml:space="preserve">и наезжает на подзаголовок (или PowerPoint автоматически его ужмёт, и он станет мельче остальных). Сократить: «Модель: три источника дохода».</w:t>
       </w:r>
-      <w:r>
-        <w:t xml:space="preserve"> </w:t>
-      </w:r>
-      <w:r>
-        <w:t xml:space="preserve">- Итоговая зелёная плашка тоже не вмещает текст (3 строки в высоту на 1). Сократить: «Госзаказ + рынок + гранты = устойчивость».</w:t>
-      </w:r>
-      <w:r>
-        <w:t xml:space="preserve"> </w:t>
-      </w:r>
-      <w:r>
-        <w:t xml:space="preserve">- Фото — зарубежная реабилитационная клиника. Заменить на реальное фото пансионата «Милосердие» / «Ярдэм» или убрать и отдать место под диаграмму долей выручки.</w:t>
+    </w:p>
+    <w:p>
+      <w:pPr>
+        <w:pStyle w:val="Compact"/>
+        <w:numPr>
+          <w:ilvl w:val="0"/>
+          <w:numId w:val="1011"/>
+        </w:numPr>
+      </w:pPr>
+      <w:r>
+        <w:t xml:space="preserve">Итоговая зелёная плашка тоже не вмещает текст (3 строки в высоту на 1). Сократить: «Госзаказ + рынок + гранты = устойчивость».</w:t>
+      </w:r>
+    </w:p>
+    <w:p>
+      <w:pPr>
+        <w:pStyle w:val="Compact"/>
+        <w:numPr>
+          <w:ilvl w:val="0"/>
+          <w:numId w:val="1011"/>
+        </w:numPr>
+      </w:pPr>
+      <w:r>
+        <w:t xml:space="preserve">Фото — зарубежная реабилитационная клиника. Заменить на реальное фото пансионата «Милосердие» / «Ярдэм» или убрать и отдать место под диаграмму долей выручки.</w:t>
       </w:r>
     </w:p>
     <w:bookmarkEnd w:id="14"/>
@@ -635,28 +815,46 @@
         </w:rPr>
         <w:t xml:space="preserve">Смысл.</w:t>
       </w:r>
-      <w:r>
-        <w:t xml:space="preserve"> </w:t>
-      </w:r>
-      <w:r>
-        <w:t xml:space="preserve">- Хорошая хронология, но в ней нет роста в цифрах. Добавить к 3–4 точкам по цифре: 2015 — N подопечных, 2020 — 544, 2026 — 955 и т. д. Тогда видна траектория.</w:t>
-      </w:r>
-      <w:r>
-        <w:t xml:space="preserve"> </w:t>
-      </w:r>
-      <w:r>
-        <w:t xml:space="preserve">- Нет наград, хотя в заметках: «отмечают на муниципальном, региональном и федеральном уровнях». Их нужно показать — хотя бы одной строкой или логотипами.</w:t>
-      </w:r>
-      <w:r>
-        <w:t xml:space="preserve"> </w:t>
-      </w:r>
-      <w:r>
-        <w:t xml:space="preserve">- Слайд называется «путь предпринимателя», но про саму Полину (возраст, образование, роль) — ничего.</w:t>
-      </w:r>
-    </w:p>
-    <w:p>
-      <w:pPr>
-        <w:pStyle w:val="BodyText"/>
+    </w:p>
+    <w:p>
+      <w:pPr>
+        <w:pStyle w:val="Compact"/>
+        <w:numPr>
+          <w:ilvl w:val="0"/>
+          <w:numId w:val="1012"/>
+        </w:numPr>
+      </w:pPr>
+      <w:r>
+        <w:t xml:space="preserve">Хорошая хронология, но в ней нет роста в цифрах. Добавить к 3–4 точкам по цифре: 2015 — N подопечных, 2020 — 544, 2026 — 955 и т. д. Тогда видна траектория.</w:t>
+      </w:r>
+    </w:p>
+    <w:p>
+      <w:pPr>
+        <w:pStyle w:val="Compact"/>
+        <w:numPr>
+          <w:ilvl w:val="0"/>
+          <w:numId w:val="1012"/>
+        </w:numPr>
+      </w:pPr>
+      <w:r>
+        <w:t xml:space="preserve">Нет наград, хотя в заметках: «отмечают на муниципальном, региональном и федеральном уровнях». Их нужно показать — хотя бы одной строкой или логотипами.</w:t>
+      </w:r>
+    </w:p>
+    <w:p>
+      <w:pPr>
+        <w:pStyle w:val="Compact"/>
+        <w:numPr>
+          <w:ilvl w:val="0"/>
+          <w:numId w:val="1012"/>
+        </w:numPr>
+      </w:pPr>
+      <w:r>
+        <w:t xml:space="preserve">Слайд называется «путь предпринимателя», но про саму Полину (возраст, образование, роль) — ничего.</w:t>
+      </w:r>
+    </w:p>
+    <w:p>
+      <w:pPr>
+        <w:pStyle w:val="FirstParagraph"/>
       </w:pPr>
       <w:r>
         <w:rPr>
@@ -665,15 +863,15 @@
         </w:rPr>
         <w:t xml:space="preserve">Визуал.</w:t>
       </w:r>
-      <w:r>
-        <w:t xml:space="preserve"> </w:t>
-      </w:r>
-      <w:r>
-        <w:t xml:space="preserve">-</w:t>
-      </w:r>
-      <w:r>
-        <w:t xml:space="preserve"> </w:t>
-      </w:r>
+    </w:p>
+    <w:p>
+      <w:pPr>
+        <w:pStyle w:val="Compact"/>
+        <w:numPr>
+          <w:ilvl w:val="0"/>
+          <w:numId w:val="1013"/>
+        </w:numPr>
+      </w:pPr>
       <w:r>
         <w:rPr>
           <w:b/>
@@ -687,17 +885,29 @@
       <w:r>
         <w:t xml:space="preserve">(та же проблема, что на слайде 5). Сократить: «11 лет: от личной боли к системе».</w:t>
       </w:r>
-      <w:r>
-        <w:t xml:space="preserve"> </w:t>
-      </w:r>
-      <w:r>
-        <w:t xml:space="preserve">- Подписи точек 8,9 pt — на проекторе не читаются. Минимум 14 pt, текст — 2–3 слова.</w:t>
-      </w:r>
-      <w:r>
-        <w:t xml:space="preserve"> </w:t>
-      </w:r>
-      <w:r>
-        <w:t xml:space="preserve">- Нижняя плашка («Создано с нуля…») — лозунг без содержания. Лучше заменить на 3 цифры-итога (регионы / люди / команда).</w:t>
+    </w:p>
+    <w:p>
+      <w:pPr>
+        <w:pStyle w:val="Compact"/>
+        <w:numPr>
+          <w:ilvl w:val="0"/>
+          <w:numId w:val="1013"/>
+        </w:numPr>
+      </w:pPr>
+      <w:r>
+        <w:t xml:space="preserve">Подписи точек 8,9 pt — на проекторе не читаются. Минимум 14 pt, текст — 2–3 слова.</w:t>
+      </w:r>
+    </w:p>
+    <w:p>
+      <w:pPr>
+        <w:pStyle w:val="Compact"/>
+        <w:numPr>
+          <w:ilvl w:val="0"/>
+          <w:numId w:val="1013"/>
+        </w:numPr>
+      </w:pPr>
+      <w:r>
+        <w:t xml:space="preserve">Нижняя плашка («Создано с нуля…») — лозунг без содержания. Лучше заменить на 3 цифры-итога (регионы / люди / команда).</w:t>
       </w:r>
     </w:p>
     <w:bookmarkEnd w:id="15"/>
@@ -721,29 +931,53 @@
         </w:rPr>
         <w:t xml:space="preserve">Смысл.</w:t>
       </w:r>
-      <w:r>
-        <w:t xml:space="preserve"> </w:t>
-      </w:r>
-      <w:r>
-        <w:t xml:space="preserve">- Нет статуса: что уже сделано (прототип? пилот на своих сиделках?), когда запуск, сколько нужно денег и на что.</w:t>
-      </w:r>
-      <w:r>
-        <w:t xml:space="preserve"> </w:t>
-      </w:r>
-      <w:r>
-        <w:t xml:space="preserve">- «×10 быстрее поиск» — на чём основано? Если это оценка, так и писать: «цель: ×10». Жюри не любит цифры без базы.</w:t>
-      </w:r>
-      <w:r>
-        <w:t xml:space="preserve"> </w:t>
-      </w:r>
-      <w:r>
-        <w:t xml:space="preserve">- Нет конкурентов (агрегаторы сиделок, сервисы патронажа) и ответа «чем вы лучше» — главный вопрос, который зададут.</w:t>
-      </w:r>
-      <w:r>
-        <w:t xml:space="preserve"> </w:t>
-      </w:r>
-      <w:r>
-        <w:t xml:space="preserve">- Сильная сторона, которую стоит сказать прямо:</w:t>
+    </w:p>
+    <w:p>
+      <w:pPr>
+        <w:pStyle w:val="Compact"/>
+        <w:numPr>
+          <w:ilvl w:val="0"/>
+          <w:numId w:val="1014"/>
+        </w:numPr>
+      </w:pPr>
+      <w:r>
+        <w:t xml:space="preserve">Нет статуса: что уже сделано (прототип? пилот на своих сиделках?), когда запуск, сколько нужно денег и на что.</w:t>
+      </w:r>
+    </w:p>
+    <w:p>
+      <w:pPr>
+        <w:pStyle w:val="Compact"/>
+        <w:numPr>
+          <w:ilvl w:val="0"/>
+          <w:numId w:val="1014"/>
+        </w:numPr>
+      </w:pPr>
+      <w:r>
+        <w:t xml:space="preserve">«×10 быстрее поиск» — на чём основано? Если это оценка, так и писать: «цель: ×10». Жюри не любит цифры без базы.</w:t>
+      </w:r>
+    </w:p>
+    <w:p>
+      <w:pPr>
+        <w:pStyle w:val="Compact"/>
+        <w:numPr>
+          <w:ilvl w:val="0"/>
+          <w:numId w:val="1014"/>
+        </w:numPr>
+      </w:pPr>
+      <w:r>
+        <w:t xml:space="preserve">Нет конкурентов (агрегаторы сиделок, сервисы патронажа) и ответа «чем вы лучше» — главный вопрос, который зададут.</w:t>
+      </w:r>
+    </w:p>
+    <w:p>
+      <w:pPr>
+        <w:pStyle w:val="Compact"/>
+        <w:numPr>
+          <w:ilvl w:val="0"/>
+          <w:numId w:val="1014"/>
+        </w:numPr>
+      </w:pPr>
+      <w:r>
+        <w:t xml:space="preserve">Сильная сторона, которую стоит сказать прямо:</w:t>
       </w:r>
       <w:r>
         <w:t xml:space="preserve"> </w:t>
@@ -764,7 +998,7 @@
     </w:p>
     <w:p>
       <w:pPr>
-        <w:pStyle w:val="BodyText"/>
+        <w:pStyle w:val="FirstParagraph"/>
       </w:pPr>
       <w:r>
         <w:rPr>
@@ -773,23 +1007,41 @@
         </w:rPr>
         <w:t xml:space="preserve">Визуал.</w:t>
       </w:r>
-      <w:r>
-        <w:t xml:space="preserve"> </w:t>
-      </w:r>
-      <w:r>
-        <w:t xml:space="preserve">- Белая полупрозрачная полоса между текстом и картинкой даёт заметный «шов». Либо убрать, либо сделать плавный градиент.</w:t>
-      </w:r>
-      <w:r>
-        <w:t xml:space="preserve"> </w:t>
-      </w:r>
-      <w:r>
-        <w:t xml:space="preserve">- Картинка планшета с интерфейсом — явно сгенерирована. Если есть хоть какие-то реальные макеты Sidelka Online — показать их.</w:t>
-      </w:r>
-      <w:r>
-        <w:t xml:space="preserve"> </w:t>
-      </w:r>
-      <w:r>
-        <w:t xml:space="preserve">- Итоговая плашка «Цель на 5 лет» мелкая (11,8 pt) и тесная.</w:t>
+    </w:p>
+    <w:p>
+      <w:pPr>
+        <w:pStyle w:val="Compact"/>
+        <w:numPr>
+          <w:ilvl w:val="0"/>
+          <w:numId w:val="1015"/>
+        </w:numPr>
+      </w:pPr>
+      <w:r>
+        <w:t xml:space="preserve">Белая полупрозрачная полоса между текстом и картинкой даёт заметный «шов». Либо убрать, либо сделать плавный градиент.</w:t>
+      </w:r>
+    </w:p>
+    <w:p>
+      <w:pPr>
+        <w:pStyle w:val="Compact"/>
+        <w:numPr>
+          <w:ilvl w:val="0"/>
+          <w:numId w:val="1015"/>
+        </w:numPr>
+      </w:pPr>
+      <w:r>
+        <w:t xml:space="preserve">Картинка планшета с интерфейсом — явно сгенерирована. Если есть хоть какие-то реальные макеты Sidelka Online — показать их.</w:t>
+      </w:r>
+    </w:p>
+    <w:p>
+      <w:pPr>
+        <w:pStyle w:val="Compact"/>
+        <w:numPr>
+          <w:ilvl w:val="0"/>
+          <w:numId w:val="1015"/>
+        </w:numPr>
+      </w:pPr>
+      <w:r>
+        <w:t xml:space="preserve">Итоговая плашка «Цель на 5 лет» мелкая (11,8 pt) и тесная.</w:t>
       </w:r>
     </w:p>
     <w:bookmarkEnd w:id="16"/>
@@ -813,28 +1065,46 @@
         </w:rPr>
         <w:t xml:space="preserve">Смысл.</w:t>
       </w:r>
-      <w:r>
-        <w:t xml:space="preserve"> </w:t>
-      </w:r>
-      <w:r>
-        <w:t xml:space="preserve">- «Достойная старость — не привилегия» — хорошо.</w:t>
-      </w:r>
-      <w:r>
-        <w:t xml:space="preserve"> </w:t>
-      </w:r>
-      <w:r>
-        <w:t xml:space="preserve">- «Помощь тысячам семей» — подкрепить цифрой (сколько всего семей за 11 лет).</w:t>
-      </w:r>
-      <w:r>
-        <w:t xml:space="preserve"> </w:t>
-      </w:r>
-      <w:r>
-        <w:t xml:space="preserve">- Нет призыва и контактов: что вы хотите от жюри/партнёров, куда писать (сайт, телефон, QR-код).</w:t>
-      </w:r>
-    </w:p>
-    <w:p>
-      <w:pPr>
-        <w:pStyle w:val="BodyText"/>
+    </w:p>
+    <w:p>
+      <w:pPr>
+        <w:pStyle w:val="Compact"/>
+        <w:numPr>
+          <w:ilvl w:val="0"/>
+          <w:numId w:val="1016"/>
+        </w:numPr>
+      </w:pPr>
+      <w:r>
+        <w:t xml:space="preserve">«Достойная старость — не привилегия» — хорошо.</w:t>
+      </w:r>
+    </w:p>
+    <w:p>
+      <w:pPr>
+        <w:pStyle w:val="Compact"/>
+        <w:numPr>
+          <w:ilvl w:val="0"/>
+          <w:numId w:val="1016"/>
+        </w:numPr>
+      </w:pPr>
+      <w:r>
+        <w:t xml:space="preserve">«Помощь тысячам семей» — подкрепить цифрой (сколько всего семей за 11 лет).</w:t>
+      </w:r>
+    </w:p>
+    <w:p>
+      <w:pPr>
+        <w:pStyle w:val="Compact"/>
+        <w:numPr>
+          <w:ilvl w:val="0"/>
+          <w:numId w:val="1016"/>
+        </w:numPr>
+      </w:pPr>
+      <w:r>
+        <w:t xml:space="preserve">Нет призыва и контактов: что вы хотите от жюри/партнёров, куда писать (сайт, телефон, QR-код).</w:t>
+      </w:r>
+    </w:p>
+    <w:p>
+      <w:pPr>
+        <w:pStyle w:val="FirstParagraph"/>
       </w:pPr>
       <w:r>
         <w:rPr>
@@ -843,23 +1113,41 @@
         </w:rPr>
         <w:t xml:space="preserve">Визуал.</w:t>
       </w:r>
-      <w:r>
-        <w:t xml:space="preserve"> </w:t>
-      </w:r>
-      <w:r>
-        <w:t xml:space="preserve">- Текст в белой карточке не влезает (4 строки в рамку на 2–3) — проверить; сократить: «Я превратила личную потерю в систему помощи тысячам семей».</w:t>
-      </w:r>
-      <w:r>
-        <w:t xml:space="preserve"> </w:t>
-      </w:r>
-      <w:r>
-        <w:t xml:space="preserve">- Фото третий раз, и под зелёным затемнением 77% оно превращается в грязное пятно. Либо показать фото нормально, либо убрать.</w:t>
-      </w:r>
-      <w:r>
-        <w:t xml:space="preserve"> </w:t>
-      </w:r>
-      <w:r>
-        <w:t xml:space="preserve">- «Спасибо!» в углу — заменить на контакты + QR.</w:t>
+    </w:p>
+    <w:p>
+      <w:pPr>
+        <w:pStyle w:val="Compact"/>
+        <w:numPr>
+          <w:ilvl w:val="0"/>
+          <w:numId w:val="1017"/>
+        </w:numPr>
+      </w:pPr>
+      <w:r>
+        <w:t xml:space="preserve">Текст в белой карточке не влезает (4 строки в рамку на 2–3) — проверить; сократить: «Я превратила личную потерю в систему помощи тысячам семей».</w:t>
+      </w:r>
+    </w:p>
+    <w:p>
+      <w:pPr>
+        <w:pStyle w:val="Compact"/>
+        <w:numPr>
+          <w:ilvl w:val="0"/>
+          <w:numId w:val="1017"/>
+        </w:numPr>
+      </w:pPr>
+      <w:r>
+        <w:t xml:space="preserve">Фото третий раз, и под зелёным затемнением 77% оно превращается в грязное пятно. Либо показать фото нормально, либо убрать.</w:t>
+      </w:r>
+    </w:p>
+    <w:p>
+      <w:pPr>
+        <w:pStyle w:val="Compact"/>
+        <w:numPr>
+          <w:ilvl w:val="0"/>
+          <w:numId w:val="1017"/>
+        </w:numPr>
+      </w:pPr>
+      <w:r>
+        <w:t xml:space="preserve">«Спасибо!» в углу — заменить на контакты + QR.</w:t>
       </w:r>
     </w:p>
     <w:bookmarkEnd w:id="17"/>
@@ -1226,7 +1514,7 @@
         <w:pStyle w:val="Compact"/>
         <w:numPr>
           <w:ilvl w:val="0"/>
-          <w:numId w:val="1001"/>
+          <w:numId w:val="1018"/>
         </w:numPr>
       </w:pPr>
       <w:r>
@@ -1238,7 +1526,7 @@
         <w:pStyle w:val="Compact"/>
         <w:numPr>
           <w:ilvl w:val="0"/>
-          <w:numId w:val="1001"/>
+          <w:numId w:val="1018"/>
         </w:numPr>
       </w:pPr>
       <w:r>
@@ -1250,7 +1538,7 @@
         <w:pStyle w:val="Compact"/>
         <w:numPr>
           <w:ilvl w:val="0"/>
-          <w:numId w:val="1001"/>
+          <w:numId w:val="1018"/>
         </w:numPr>
       </w:pPr>
       <w:r>
@@ -1262,7 +1550,7 @@
         <w:pStyle w:val="Compact"/>
         <w:numPr>
           <w:ilvl w:val="0"/>
-          <w:numId w:val="1001"/>
+          <w:numId w:val="1018"/>
         </w:numPr>
       </w:pPr>
       <w:r>
@@ -1274,7 +1562,7 @@
         <w:pStyle w:val="Compact"/>
         <w:numPr>
           <w:ilvl w:val="0"/>
-          <w:numId w:val="1001"/>
+          <w:numId w:val="1018"/>
         </w:numPr>
       </w:pPr>
       <w:r>
@@ -1286,7 +1574,7 @@
         <w:pStyle w:val="Compact"/>
         <w:numPr>
           <w:ilvl w:val="0"/>
-          <w:numId w:val="1001"/>
+          <w:numId w:val="1018"/>
         </w:numPr>
       </w:pPr>
       <w:r>
@@ -1298,7 +1586,7 @@
         <w:pStyle w:val="Compact"/>
         <w:numPr>
           <w:ilvl w:val="0"/>
-          <w:numId w:val="1001"/>
+          <w:numId w:val="1018"/>
         </w:numPr>
       </w:pPr>
       <w:r>
@@ -1310,7 +1598,7 @@
         <w:pStyle w:val="Compact"/>
         <w:numPr>
           <w:ilvl w:val="0"/>
-          <w:numId w:val="1001"/>
+          <w:numId w:val="1018"/>
         </w:numPr>
       </w:pPr>
       <w:r>
@@ -1334,40 +1622,70 @@
       <w:r>
         <w:t xml:space="preserve">Из питча сразу видно, что АНО «Содействие» — сильный заявитель. В раздел «Почему мы» заявки стоит перенести (после сверки с Полиной):</w:t>
       </w:r>
-      <w:r>
-        <w:t xml:space="preserve"> </w:t>
-      </w:r>
-      <w:r>
-        <w:t xml:space="preserve">- 11 лет работы, 3 региона, 23 муниципальных района;</w:t>
-      </w:r>
-      <w:r>
-        <w:t xml:space="preserve"> </w:t>
-      </w:r>
-      <w:r>
-        <w:t xml:space="preserve">- 902 человека получают помощь на дому ежедневно, 53 — в стационаре;</w:t>
-      </w:r>
-      <w:r>
-        <w:t xml:space="preserve"> </w:t>
-      </w:r>
-      <w:r>
-        <w:t xml:space="preserve">- 1 500+ обученных помощников по уходу, 300+ волонтёров;</w:t>
-      </w:r>
-      <w:r>
-        <w:t xml:space="preserve"> </w:t>
-      </w:r>
-      <w:r>
-        <w:t xml:space="preserve">- опыт грантов ФПГ («PRO Деменция», бесплатная перевозка);</w:t>
-      </w:r>
-      <w:r>
-        <w:t xml:space="preserve"> </w:t>
-      </w:r>
-      <w:r>
-        <w:t xml:space="preserve">- срок организации помощи сокращён с 3 недель до 1–2 дней.</w:t>
-      </w:r>
-    </w:p>
-    <w:p>
-      <w:pPr>
-        <w:pStyle w:val="BodyText"/>
+    </w:p>
+    <w:p>
+      <w:pPr>
+        <w:pStyle w:val="Compact"/>
+        <w:numPr>
+          <w:ilvl w:val="0"/>
+          <w:numId w:val="1019"/>
+        </w:numPr>
+      </w:pPr>
+      <w:r>
+        <w:t xml:space="preserve">11 лет работы, 3 региона, 23 муниципальных района;</w:t>
+      </w:r>
+    </w:p>
+    <w:p>
+      <w:pPr>
+        <w:pStyle w:val="Compact"/>
+        <w:numPr>
+          <w:ilvl w:val="0"/>
+          <w:numId w:val="1019"/>
+        </w:numPr>
+      </w:pPr>
+      <w:r>
+        <w:t xml:space="preserve">902 человека получают помощь на дому ежедневно, 53 — в стационаре;</w:t>
+      </w:r>
+    </w:p>
+    <w:p>
+      <w:pPr>
+        <w:pStyle w:val="Compact"/>
+        <w:numPr>
+          <w:ilvl w:val="0"/>
+          <w:numId w:val="1019"/>
+        </w:numPr>
+      </w:pPr>
+      <w:r>
+        <w:t xml:space="preserve">1 500+ обученных помощников по уходу, 300+ волонтёров;</w:t>
+      </w:r>
+    </w:p>
+    <w:p>
+      <w:pPr>
+        <w:pStyle w:val="Compact"/>
+        <w:numPr>
+          <w:ilvl w:val="0"/>
+          <w:numId w:val="1019"/>
+        </w:numPr>
+      </w:pPr>
+      <w:r>
+        <w:t xml:space="preserve">опыт грантов ФПГ («PRO Деменция», бесплатная перевозка);</w:t>
+      </w:r>
+    </w:p>
+    <w:p>
+      <w:pPr>
+        <w:pStyle w:val="Compact"/>
+        <w:numPr>
+          <w:ilvl w:val="0"/>
+          <w:numId w:val="1019"/>
+        </w:numPr>
+      </w:pPr>
+      <w:r>
+        <w:t xml:space="preserve">срок организации помощи сокращён с 3 недель до 1–2 дней.</w:t>
+      </w:r>
+    </w:p>
+    <w:p>
+      <w:pPr>
+        <w:pStyle w:val="FirstParagraph"/>
       </w:pPr>
       <w:r>
         <w:t xml:space="preserve">❓ Уточнить у Полины: «Центр «Содействие»» в питче и АНО «Содействие» — одна организация или АНО + коммерческая компания? Для гранта заявитель — именно НКО, и цифры нужно брать по ней.</w:t>
@@ -1567,6 +1885,109 @@
       <w:pPr>
         <w:ind w:left="6480" w:hanging="360"/>
       </w:pPr>
+    </w:lvl>
+  </w:abstractNum>
+  <w:abstractNum w:abstractNumId="991">
+    <w:nsid w:val="0000A991"/>
+    <w:multiLevelType w:val="multilevel"/>
+    <w:lvl w:ilvl="0">
+      <w:numFmt w:val="bullet"/>
+      <w:lvlText w:val=""/>
+      <w:lvlJc w:val="left"/>
+      <w:pPr>
+        <w:ind w:left="720" w:hanging="360"/>
+      </w:pPr>
+      <w:rPr>
+        <w:rFonts w:ascii="Symbol" w:hAnsi="Symbol" w:cs="Symbol" w:hint="default"/>
+      </w:rPr>
+    </w:lvl>
+    <w:lvl w:ilvl="1">
+      <w:numFmt w:val="bullet"/>
+      <w:lvlText w:val="o"/>
+      <w:lvlJc w:val="left"/>
+      <w:pPr>
+        <w:ind w:left="1440" w:hanging="360"/>
+      </w:pPr>
+      <w:rPr>
+        <w:rFonts w:ascii="Courier New" w:hAnsi="Courier New" w:cs="Courier New" w:hint="default"/>
+      </w:rPr>
+    </w:lvl>
+    <w:lvl w:ilvl="2">
+      <w:numFmt w:val="bullet"/>
+      <w:lvlText w:val=""/>
+      <w:lvlJc w:val="left"/>
+      <w:pPr>
+        <w:ind w:left="2160" w:hanging="360"/>
+      </w:pPr>
+      <w:rPr>
+        <w:rFonts w:ascii="Wingdings" w:hAnsi="Wingdings" w:cs="Wingdings" w:hint="default"/>
+      </w:rPr>
+    </w:lvl>
+    <w:lvl w:ilvl="3">
+      <w:numFmt w:val="bullet"/>
+      <w:lvlText w:val=""/>
+      <w:lvlJc w:val="left"/>
+      <w:pPr>
+        <w:ind w:left="2880" w:hanging="360"/>
+      </w:pPr>
+      <w:rPr>
+        <w:rFonts w:ascii="Symbol" w:hAnsi="Symbol" w:cs="Symbol" w:hint="default"/>
+      </w:rPr>
+    </w:lvl>
+    <w:lvl w:ilvl="4">
+      <w:numFmt w:val="bullet"/>
+      <w:lvlText w:val="o"/>
+      <w:lvlJc w:val="left"/>
+      <w:pPr>
+        <w:ind w:left="3600" w:hanging="360"/>
+      </w:pPr>
+      <w:rPr>
+        <w:rFonts w:ascii="Courier New" w:hAnsi="Courier New" w:cs="Courier New" w:hint="default"/>
+      </w:rPr>
+    </w:lvl>
+    <w:lvl w:ilvl="5">
+      <w:numFmt w:val="bullet"/>
+      <w:lvlText w:val=""/>
+      <w:lvlJc w:val="left"/>
+      <w:pPr>
+        <w:ind w:left="4320" w:hanging="360"/>
+      </w:pPr>
+      <w:rPr>
+        <w:rFonts w:ascii="Wingdings" w:hAnsi="Wingdings" w:cs="Wingdings" w:hint="default"/>
+      </w:rPr>
+    </w:lvl>
+    <w:lvl w:ilvl="6">
+      <w:numFmt w:val="bullet"/>
+      <w:lvlText w:val=""/>
+      <w:lvlJc w:val="left"/>
+      <w:pPr>
+        <w:ind w:left="5040" w:hanging="360"/>
+      </w:pPr>
+      <w:rPr>
+        <w:rFonts w:ascii="Symbol" w:hAnsi="Symbol" w:cs="Symbol" w:hint="default"/>
+      </w:rPr>
+    </w:lvl>
+    <w:lvl w:ilvl="7">
+      <w:numFmt w:val="bullet"/>
+      <w:lvlText w:val="o"/>
+      <w:lvlJc w:val="left"/>
+      <w:pPr>
+        <w:ind w:left="5760" w:hanging="360"/>
+      </w:pPr>
+      <w:rPr>
+        <w:rFonts w:ascii="Courier New" w:hAnsi="Courier New" w:cs="Courier New" w:hint="default"/>
+      </w:rPr>
+    </w:lvl>
+    <w:lvl w:ilvl="8">
+      <w:numFmt w:val="bullet"/>
+      <w:lvlText w:val=""/>
+      <w:lvlJc w:val="left"/>
+      <w:pPr>
+        <w:ind w:left="6480" w:hanging="360"/>
+      </w:pPr>
+      <w:rPr>
+        <w:rFonts w:ascii="Wingdings" w:hAnsi="Wingdings" w:cs="Wingdings" w:hint="default"/>
+      </w:rPr>
     </w:lvl>
   </w:abstractNum>
   <w:num w:numId="1000">
@@ -1601,6 +2022,87 @@
     <w:lvlOverride w:ilvl="8">
       <w:startOverride w:val="1"/>
     </w:lvlOverride>
+  </w:num>
+  <w:num w:numId="1002">
+    <w:abstractNumId w:val="991"/>
+  </w:num>
+  <w:num w:numId="1003">
+    <w:abstractNumId w:val="991"/>
+  </w:num>
+  <w:num w:numId="1004">
+    <w:abstractNumId w:val="991"/>
+  </w:num>
+  <w:num w:numId="1005">
+    <w:abstractNumId w:val="991"/>
+  </w:num>
+  <w:num w:numId="1006">
+    <w:abstractNumId w:val="991"/>
+  </w:num>
+  <w:num w:numId="1007">
+    <w:abstractNumId w:val="991"/>
+  </w:num>
+  <w:num w:numId="1008">
+    <w:abstractNumId w:val="991"/>
+  </w:num>
+  <w:num w:numId="1009">
+    <w:abstractNumId w:val="991"/>
+  </w:num>
+  <w:num w:numId="1010">
+    <w:abstractNumId w:val="991"/>
+  </w:num>
+  <w:num w:numId="1011">
+    <w:abstractNumId w:val="991"/>
+  </w:num>
+  <w:num w:numId="1012">
+    <w:abstractNumId w:val="991"/>
+  </w:num>
+  <w:num w:numId="1013">
+    <w:abstractNumId w:val="991"/>
+  </w:num>
+  <w:num w:numId="1014">
+    <w:abstractNumId w:val="991"/>
+  </w:num>
+  <w:num w:numId="1015">
+    <w:abstractNumId w:val="991"/>
+  </w:num>
+  <w:num w:numId="1016">
+    <w:abstractNumId w:val="991"/>
+  </w:num>
+  <w:num w:numId="1017">
+    <w:abstractNumId w:val="991"/>
+  </w:num>
+  <w:num w:numId="1018">
+    <w:abstractNumId w:val="99411"/>
+    <w:lvlOverride w:ilvl="0">
+      <w:startOverride w:val="1"/>
+    </w:lvlOverride>
+    <w:lvlOverride w:ilvl="1">
+      <w:startOverride w:val="1"/>
+    </w:lvlOverride>
+    <w:lvlOverride w:ilvl="2">
+      <w:startOverride w:val="1"/>
+    </w:lvlOverride>
+    <w:lvlOverride w:ilvl="3">
+      <w:startOverride w:val="1"/>
+    </w:lvlOverride>
+    <w:lvlOverride w:ilvl="4">
+      <w:startOverride w:val="1"/>
+    </w:lvlOverride>
+    <w:lvlOverride w:ilvl="5">
+      <w:startOverride w:val="1"/>
+    </w:lvlOverride>
+    <w:lvlOverride w:ilvl="6">
+      <w:startOverride w:val="1"/>
+    </w:lvlOverride>
+    <w:lvlOverride w:ilvl="7">
+      <w:startOverride w:val="1"/>
+    </w:lvlOverride>
+    <w:lvlOverride w:ilvl="8">
+      <w:startOverride w:val="1"/>
+    </w:lvlOverride>
+  </w:num>
+  <w:num w:numId="1019">
+    <w:abstractNumId w:val="991"/>
   </w:num>
 </w:numbering>
 </file>
